--- a/Báo Cáo Đồ Án-Nhóm 15.docx
+++ b/Báo Cáo Đồ Án-Nhóm 15.docx
@@ -11490,8 +11490,47 @@
         <w:t>Process Architecture được xây dựng theo ba nhóm chính: Management, Core và Support.</w:t>
       </w:r>
     </w:p>
-    <w:p/>
-    <w:p>
+    <w:p>
+      <w:pPr>
+        <w:jc w:val="center"/>
+      </w:pPr>
+      <w:r>
+        <w:drawing>
+          <wp:inline distT="0" distB="0" distL="0" distR="0" wp14:anchorId="4723A6F5" wp14:editId="3832DB44">
+            <wp:extent cx="5760085" cy="3517265"/>
+            <wp:effectExtent l="0" t="0" r="0" b="6985"/>
+            <wp:docPr id="1302388554" name="Picture 1"/>
+            <wp:cNvGraphicFramePr>
+              <a:graphicFrameLocks xmlns:a="http://schemas.openxmlformats.org/drawingml/2006/main" noChangeAspect="1"/>
+            </wp:cNvGraphicFramePr>
+            <a:graphic xmlns:a="http://schemas.openxmlformats.org/drawingml/2006/main">
+              <a:graphicData uri="http://schemas.openxmlformats.org/drawingml/2006/picture">
+                <pic:pic xmlns:pic="http://schemas.openxmlformats.org/drawingml/2006/picture">
+                  <pic:nvPicPr>
+                    <pic:cNvPr id="1302388554" name=""/>
+                    <pic:cNvPicPr/>
+                  </pic:nvPicPr>
+                  <pic:blipFill>
+                    <a:blip r:embed="rId12"/>
+                    <a:stretch>
+                      <a:fillRect/>
+                    </a:stretch>
+                  </pic:blipFill>
+                  <pic:spPr>
+                    <a:xfrm>
+                      <a:off x="0" y="0"/>
+                      <a:ext cx="5760085" cy="3517265"/>
+                    </a:xfrm>
+                    <a:prstGeom prst="rect">
+                      <a:avLst/>
+                    </a:prstGeom>
+                  </pic:spPr>
+                </pic:pic>
+              </a:graphicData>
+            </a:graphic>
+          </wp:inline>
+        </w:drawing>
+      </w:r>
       <w:r>
         <w:rPr>
           <w:b/>
@@ -11575,6 +11614,7 @@
     </w:p>
     <w:p>
       <w:r>
+        <w:lastRenderedPageBreak/>
         <w:t>Trong khi đó:</w:t>
       </w:r>
     </w:p>
@@ -11706,7 +11746,6 @@
           <w:b/>
           <w:bCs/>
         </w:rPr>
-        <w:lastRenderedPageBreak/>
         <w:t>Support</w:t>
       </w:r>
     </w:p>
@@ -11923,6 +11962,7 @@
         </w:numPr>
       </w:pPr>
       <w:r>
+        <w:lastRenderedPageBreak/>
         <w:t>Nhu cầu và phản hồi của khách hàng.</w:t>
       </w:r>
     </w:p>
@@ -12048,7 +12088,6 @@
         </w:numPr>
       </w:pPr>
       <w:r>
-        <w:lastRenderedPageBreak/>
         <w:t>Xây dựng phương án/kế hoạch kinh doanh.</w:t>
       </w:r>
     </w:p>
@@ -12225,7 +12264,11 @@
     </w:p>
     <w:p>
       <w:r>
-        <w:t>Quản lý chuỗi cung ứng có vai trò quan trọng đối với một chuỗi bán lẻ dược phẩm. Báo cáo thường niên 2024 của FPT Retail đề cập đến việc nâng cao tiêu chuẩn đánh giá nhà cung cấp, tối ưu hóa chuỗi cung ứng và quản lý tồn kho, đồng thời tăng cường hợp tác với đối tác logistics.</w:t>
+        <w:t xml:space="preserve">Quản lý chuỗi cung ứng có vai trò quan trọng đối với một chuỗi bán lẻ dược phẩm. Báo cáo thường niên 2024 của FPT Retail đề cập đến việc nâng cao tiêu chuẩn đánh giá nhà </w:t>
+      </w:r>
+      <w:r>
+        <w:lastRenderedPageBreak/>
+        <w:t>cung cấp, tối ưu hóa chuỗi cung ứng và quản lý tồn kho, đồng thời tăng cường hợp tác với đối tác logistics.</w:t>
       </w:r>
     </w:p>
     <w:p>
@@ -12354,7 +12397,6 @@
         </w:numPr>
       </w:pPr>
       <w:r>
-        <w:lastRenderedPageBreak/>
         <w:t>Tồn kho.</w:t>
       </w:r>
     </w:p>
@@ -12583,6 +12625,7 @@
         </w:numPr>
       </w:pPr>
       <w:r>
+        <w:lastRenderedPageBreak/>
         <w:t>Thông tin đánh giá nhà cung cấp.</w:t>
       </w:r>
     </w:p>
@@ -12695,7 +12738,6 @@
           <w:b/>
           <w:bCs/>
         </w:rPr>
-        <w:lastRenderedPageBreak/>
         <w:t>Actor</w:t>
       </w:r>
     </w:p>
@@ -12924,6 +12966,7 @@
         </w:numPr>
       </w:pPr>
       <w:r>
+        <w:lastRenderedPageBreak/>
         <w:t>Kiểm tra điều kiện vận hành.</w:t>
       </w:r>
     </w:p>
@@ -13064,7 +13107,6 @@
         </w:numPr>
       </w:pPr>
       <w:r>
-        <w:lastRenderedPageBreak/>
         <w:t>Khách hàng.</w:t>
       </w:r>
     </w:p>
@@ -14627,12 +14669,66 @@
         <w:rPr>
           <w:rFonts w:eastAsiaTheme="majorEastAsia"/>
         </w:rPr>
+        <w:lastRenderedPageBreak/>
         <w:t>BPMN AS-IS</w:t>
       </w:r>
       <w:bookmarkEnd w:id="44"/>
     </w:p>
     <w:p>
-      <w:r>
+      <w:pPr>
+        <w:jc w:val="center"/>
+      </w:pPr>
+      <w:r>
+        <w:drawing>
+          <wp:inline distT="0" distB="0" distL="0" distR="0" wp14:anchorId="367B502C" wp14:editId="33BF765C">
+            <wp:extent cx="5096586" cy="6134956"/>
+            <wp:effectExtent l="0" t="0" r="8890" b="0"/>
+            <wp:docPr id="2051314145" name="Picture 1"/>
+            <wp:cNvGraphicFramePr>
+              <a:graphicFrameLocks xmlns:a="http://schemas.openxmlformats.org/drawingml/2006/main" noChangeAspect="1"/>
+            </wp:cNvGraphicFramePr>
+            <a:graphic xmlns:a="http://schemas.openxmlformats.org/drawingml/2006/main">
+              <a:graphicData uri="http://schemas.openxmlformats.org/drawingml/2006/picture">
+                <pic:pic xmlns:pic="http://schemas.openxmlformats.org/drawingml/2006/picture">
+                  <pic:nvPicPr>
+                    <pic:cNvPr id="2051314145" name=""/>
+                    <pic:cNvPicPr/>
+                  </pic:nvPicPr>
+                  <pic:blipFill>
+                    <a:blip r:embed="rId13"/>
+                    <a:stretch>
+                      <a:fillRect/>
+                    </a:stretch>
+                  </pic:blipFill>
+                  <pic:spPr>
+                    <a:xfrm>
+                      <a:off x="0" y="0"/>
+                      <a:ext cx="5096586" cy="6134956"/>
+                    </a:xfrm>
+                    <a:prstGeom prst="rect">
+                      <a:avLst/>
+                    </a:prstGeom>
+                  </pic:spPr>
+                </pic:pic>
+              </a:graphicData>
+            </a:graphic>
+          </wp:inline>
+        </w:drawing>
+      </w:r>
+    </w:p>
+    <w:p>
+      <w:pPr>
+        <w:jc w:val="center"/>
+        <w:rPr>
+          <w:b/>
+          <w:bCs/>
+        </w:rPr>
+      </w:pPr>
+      <w:r>
+        <w:rPr>
+          <w:b/>
+          <w:bCs/>
+        </w:rPr>
         <w:t>Hình BPMN quy trình quản lý chuỗi cung ứng</w:t>
       </w:r>
     </w:p>
@@ -14702,6 +14798,7 @@
           <w:b/>
           <w:bCs/>
         </w:rPr>
+        <w:lastRenderedPageBreak/>
         <w:t>Bộ phận cung ứng/mua hàng:</w:t>
       </w:r>
       <w:r>
@@ -14720,7 +14817,6 @@
           <w:b/>
           <w:bCs/>
         </w:rPr>
-        <w:lastRenderedPageBreak/>
         <w:t>Nhà cung cấp:</w:t>
       </w:r>
       <w:r>
@@ -15494,6 +15590,7 @@
                 <w:color w:val="000000"/>
                 <w:sz w:val="22"/>
               </w:rPr>
+              <w:lastRenderedPageBreak/>
               <w:t>Task</w:t>
             </w:r>
           </w:p>
@@ -15628,7 +15725,6 @@
                 <w:color w:val="000000"/>
                 <w:sz w:val="22"/>
               </w:rPr>
-              <w:lastRenderedPageBreak/>
               <w:t>Exclusive Gateway</w:t>
             </w:r>
           </w:p>
@@ -18818,7 +18914,7 @@
       </w:pPr>
     </w:p>
     <w:sectPr>
-      <w:footerReference w:type="default" r:id="rId12"/>
+      <w:footerReference w:type="default" r:id="rId14"/>
       <w:pgSz w:w="11906" w:h="16838"/>
       <w:pgMar w:top="1134" w:right="1134" w:bottom="1134" w:left="1701" w:header="720" w:footer="0" w:gutter="0"/>
       <w:pgBorders w:zOrder="back" w:display="firstPage" w:offsetFrom="page">
